--- a/docs/산출물_20260927/12_INI_설정_정의서.docx
+++ b/docs/산출물_20260927/12_INI_설정_정의서.docx
@@ -15399,7 +15399,7 @@
               <w:rPr>
                 <w:sz w:val="16"/>
               </w:rPr>
-              <w:t>핸드셰이크 색 (싣는 곳 / 내려놓는 곳)</w:t>
+              <w:t>H/S 색 (싣는 곳 / 내려놓는 곳)</w:t>
             </w:r>
           </w:p>
         </w:tc>
